--- a/bai2.docx
+++ b/bai2.docx
@@ -1517,12 +1517,12 @@
           <wp:inline distB="114300" distT="114300" distL="114300" distR="114300">
             <wp:extent cx="4455784" cy="6014782"/>
             <wp:effectExtent b="0" l="0" r="0" t="0"/>
-            <wp:docPr id="2" name="image1.png"/>
+            <wp:docPr id="2" name="image2.png"/>
             <a:graphic>
               <a:graphicData uri="http://schemas.openxmlformats.org/drawingml/2006/picture">
                 <pic:pic>
                   <pic:nvPicPr>
-                    <pic:cNvPr id="0" name="image1.png"/>
+                    <pic:cNvPr id="0" name="image2.png"/>
                     <pic:cNvPicPr preferRelativeResize="0"/>
                   </pic:nvPicPr>
                   <pic:blipFill>
@@ -2686,14 +2686,14 @@
         <w:rPr/>
         <w:drawing>
           <wp:inline distB="114300" distT="114300" distL="114300" distR="114300">
-            <wp:extent cx="3951901" cy="3386138"/>
+            <wp:extent cx="4119563" cy="3496937"/>
             <wp:effectExtent b="0" l="0" r="0" t="0"/>
-            <wp:docPr id="1" name="image2.png"/>
+            <wp:docPr id="1" name="image1.png"/>
             <a:graphic>
               <a:graphicData uri="http://schemas.openxmlformats.org/drawingml/2006/picture">
                 <pic:pic>
                   <pic:nvPicPr>
-                    <pic:cNvPr id="0" name="image2.png"/>
+                    <pic:cNvPr id="0" name="image1.png"/>
                     <pic:cNvPicPr preferRelativeResize="0"/>
                   </pic:nvPicPr>
                   <pic:blipFill>
@@ -2706,7 +2706,7 @@
                   <pic:spPr>
                     <a:xfrm>
                       <a:off x="0" y="0"/>
-                      <a:ext cx="3951901" cy="3386138"/>
+                      <a:ext cx="4119563" cy="3496937"/>
                     </a:xfrm>
                     <a:prstGeom prst="rect"/>
                     <a:ln/>

--- a/bai2.docx
+++ b/bai2.docx
@@ -1447,29 +1447,6 @@
         </w:pBdr>
         <w:spacing w:after="360" w:lineRule="auto"/>
         <w:rPr>
-          <w:b w:val="1"/>
-          <w:bCs w:val="1"/>
-          <w:sz w:val="21"/>
-          <w:szCs w:val="21"/>
-        </w:rPr>
-      </w:pPr>
-      <w:r>
-        <w:rPr>
-          <w:rtl w:val="0"/>
-        </w:rPr>
-      </w:r>
-    </w:p>
-    <w:p>
-      <w:pPr>
-        <w:pBdr>
-          <w:top w:color="auto" w:space="0" w:sz="0" w:val="none"/>
-          <w:left w:color="auto" w:space="0" w:sz="0" w:val="none"/>
-          <w:bottom w:color="auto" w:space="0" w:sz="0" w:val="none"/>
-          <w:right w:color="auto" w:space="0" w:sz="0" w:val="none"/>
-          <w:between w:color="auto" w:space="0" w:sz="0" w:val="none"/>
-        </w:pBdr>
-        <w:spacing w:after="360" w:lineRule="auto"/>
-        <w:rPr>
           <w:sz w:val="21"/>
           <w:szCs w:val="21"/>
         </w:rPr>
@@ -1491,65 +1468,6 @@
           <w:rtl w:val="0"/>
         </w:rPr>
         <w:t xml:space="preserve"> Vẽ Activity Diagram có 2 Swimlane (Khách hàng, Bộ phận Kho), thể hiện đủ Decision và cặp Fork/Join theo bảng trên.</w:t>
-      </w:r>
-    </w:p>
-    <w:p>
-      <w:pPr>
-        <w:pBdr>
-          <w:top w:color="auto" w:space="0" w:sz="0" w:val="none"/>
-          <w:left w:color="auto" w:space="0" w:sz="0" w:val="none"/>
-          <w:bottom w:color="auto" w:space="0" w:sz="0" w:val="none"/>
-          <w:right w:color="auto" w:space="0" w:sz="0" w:val="none"/>
-          <w:between w:color="auto" w:space="0" w:sz="0" w:val="none"/>
-        </w:pBdr>
-        <w:spacing w:after="360" w:lineRule="auto"/>
-        <w:rPr>
-          <w:sz w:val="21"/>
-          <w:szCs w:val="21"/>
-        </w:rPr>
-      </w:pPr>
-      <w:r>
-        <w:rPr>
-          <w:sz w:val="21"/>
-          <w:szCs w:val="21"/>
-        </w:rPr>
-        <w:drawing>
-          <wp:inline distB="114300" distT="114300" distL="114300" distR="114300">
-            <wp:extent cx="4455784" cy="6014782"/>
-            <wp:effectExtent b="0" l="0" r="0" t="0"/>
-            <wp:docPr id="2" name="image2.png"/>
-            <a:graphic>
-              <a:graphicData uri="http://schemas.openxmlformats.org/drawingml/2006/picture">
-                <pic:pic>
-                  <pic:nvPicPr>
-                    <pic:cNvPr id="0" name="image2.png"/>
-                    <pic:cNvPicPr preferRelativeResize="0"/>
-                  </pic:nvPicPr>
-                  <pic:blipFill>
-                    <a:blip r:embed="rId6"/>
-                    <a:srcRect b="0" l="0" r="0" t="0"/>
-                    <a:stretch>
-                      <a:fillRect/>
-                    </a:stretch>
-                  </pic:blipFill>
-                  <pic:spPr>
-                    <a:xfrm>
-                      <a:off x="0" y="0"/>
-                      <a:ext cx="4455784" cy="6014782"/>
-                    </a:xfrm>
-                    <a:prstGeom prst="rect"/>
-                    <a:ln/>
-                  </pic:spPr>
-                </pic:pic>
-              </a:graphicData>
-            </a:graphic>
-          </wp:inline>
-        </w:drawing>
-      </w:r>
-      <w:r>
-        <w:rPr>
-          <w:rtl w:val="0"/>
-        </w:rPr>
       </w:r>
     </w:p>
     <w:p>
@@ -2682,41 +2600,6 @@
       <w:pPr>
         <w:rPr/>
       </w:pPr>
-      <w:r>
-        <w:rPr/>
-        <w:drawing>
-          <wp:inline distB="114300" distT="114300" distL="114300" distR="114300">
-            <wp:extent cx="4119563" cy="3496937"/>
-            <wp:effectExtent b="0" l="0" r="0" t="0"/>
-            <wp:docPr id="1" name="image1.png"/>
-            <a:graphic>
-              <a:graphicData uri="http://schemas.openxmlformats.org/drawingml/2006/picture">
-                <pic:pic>
-                  <pic:nvPicPr>
-                    <pic:cNvPr id="0" name="image1.png"/>
-                    <pic:cNvPicPr preferRelativeResize="0"/>
-                  </pic:nvPicPr>
-                  <pic:blipFill>
-                    <a:blip r:embed="rId7"/>
-                    <a:srcRect b="0" l="0" r="0" t="0"/>
-                    <a:stretch>
-                      <a:fillRect/>
-                    </a:stretch>
-                  </pic:blipFill>
-                  <pic:spPr>
-                    <a:xfrm>
-                      <a:off x="0" y="0"/>
-                      <a:ext cx="4119563" cy="3496937"/>
-                    </a:xfrm>
-                    <a:prstGeom prst="rect"/>
-                    <a:ln/>
-                  </pic:spPr>
-                </pic:pic>
-              </a:graphicData>
-            </a:graphic>
-          </wp:inline>
-        </w:drawing>
-      </w:r>
       <w:r>
         <w:rPr>
           <w:rtl w:val="0"/>
